--- a/Science Books/QED Course/Lesson 46 The Electron Propagator.docx
+++ b/Science Books/QED Course/Lesson 46 The Electron Propagator.docx
@@ -414,8 +414,174 @@
       <m:oMathPara>
         <m:oMath>
           <m:r>
-            <m:t xml:space="preserve">T { ψ(x) ψ̄(y) } = θ(x⁰−y⁰) ψ(x)ψ̄(y) − θ(y⁰−x⁰) ψ̄(y)ψ(x)</m:t>
+            <m:t xml:space="preserve">T</m:t>
           </m:r>
+          <m:r>
+            <m:t xml:space="preserve"> </m:t>
+          </m:r>
+          <m:r>
+            <m:t xml:space="preserve">{</m:t>
+          </m:r>
+          <m:r>
+            <m:t xml:space="preserve"> </m:t>
+          </m:r>
+          <m:r>
+            <m:t xml:space="preserve">ψ</m:t>
+          </m:r>
+          <m:d>
+            <m:dPr/>
+            <m:e>
+              <m:r>
+                <m:t xml:space="preserve">x</m:t>
+              </m:r>
+            </m:e>
+          </m:d>
+          <m:r>
+            <m:t xml:space="preserve"> </m:t>
+          </m:r>
+          <m:r>
+            <m:t xml:space="preserve">ψ̄</m:t>
+          </m:r>
+          <m:d>
+            <m:dPr/>
+            <m:e>
+              <m:r>
+                <m:t xml:space="preserve">y</m:t>
+              </m:r>
+            </m:e>
+          </m:d>
+          <m:r>
+            <m:t xml:space="preserve"> </m:t>
+          </m:r>
+          <m:r>
+            <m:t xml:space="preserve">}</m:t>
+          </m:r>
+          <m:r>
+            <m:t xml:space="preserve">=</m:t>
+          </m:r>
+          <m:r>
+            <m:t xml:space="preserve">θ</m:t>
+          </m:r>
+          <m:d>
+            <m:dPr/>
+            <m:e>
+              <m:sSup>
+                <m:e>
+                  <m:r>
+                    <m:t xml:space="preserve">x</m:t>
+                  </m:r>
+                </m:e>
+                <m:sup>
+                  <m:r>
+                    <m:t xml:space="preserve">0</m:t>
+                  </m:r>
+                </m:sup>
+              </m:sSup>
+              <m:r>
+                <m:t xml:space="preserve">−</m:t>
+              </m:r>
+              <m:sSup>
+                <m:e>
+                  <m:r>
+                    <m:t xml:space="preserve">y</m:t>
+                  </m:r>
+                </m:e>
+                <m:sup>
+                  <m:r>
+                    <m:t xml:space="preserve">0</m:t>
+                  </m:r>
+                </m:sup>
+              </m:sSup>
+            </m:e>
+          </m:d>
+          <m:r>
+            <m:t xml:space="preserve"> </m:t>
+          </m:r>
+          <m:r>
+            <m:t xml:space="preserve">ψ</m:t>
+          </m:r>
+          <m:d>
+            <m:dPr/>
+            <m:e>
+              <m:r>
+                <m:t xml:space="preserve">x</m:t>
+              </m:r>
+            </m:e>
+          </m:d>
+          <m:r>
+            <m:t xml:space="preserve">ψ̄</m:t>
+          </m:r>
+          <m:d>
+            <m:dPr/>
+            <m:e>
+              <m:r>
+                <m:t xml:space="preserve">y</m:t>
+              </m:r>
+            </m:e>
+          </m:d>
+          <m:r>
+            <m:t xml:space="preserve">−</m:t>
+          </m:r>
+          <m:r>
+            <m:t xml:space="preserve">θ</m:t>
+          </m:r>
+          <m:d>
+            <m:dPr/>
+            <m:e>
+              <m:sSup>
+                <m:e>
+                  <m:r>
+                    <m:t xml:space="preserve">y</m:t>
+                  </m:r>
+                </m:e>
+                <m:sup>
+                  <m:r>
+                    <m:t xml:space="preserve">0</m:t>
+                  </m:r>
+                </m:sup>
+              </m:sSup>
+              <m:r>
+                <m:t xml:space="preserve">−</m:t>
+              </m:r>
+              <m:sSup>
+                <m:e>
+                  <m:r>
+                    <m:t xml:space="preserve">x</m:t>
+                  </m:r>
+                </m:e>
+                <m:sup>
+                  <m:r>
+                    <m:t xml:space="preserve">0</m:t>
+                  </m:r>
+                </m:sup>
+              </m:sSup>
+            </m:e>
+          </m:d>
+          <m:r>
+            <m:t xml:space="preserve"> </m:t>
+          </m:r>
+          <m:r>
+            <m:t xml:space="preserve">ψ̄</m:t>
+          </m:r>
+          <m:d>
+            <m:dPr/>
+            <m:e>
+              <m:r>
+                <m:t xml:space="preserve">y</m:t>
+              </m:r>
+            </m:e>
+          </m:d>
+          <m:r>
+            <m:t xml:space="preserve">ψ</m:t>
+          </m:r>
+          <m:d>
+            <m:dPr/>
+            <m:e>
+              <m:r>
+                <m:t xml:space="preserve">x</m:t>
+              </m:r>
+            </m:e>
+          </m:d>
         </m:oMath>
       </m:oMathPara>
     </w:p>
@@ -434,8 +600,213 @@
       </w:pPr>
       <m:oMathPara>
         <m:oMath>
+          <m:sSub>
+            <m:e>
+              <m:r>
+                <m:t xml:space="preserve">S</m:t>
+              </m:r>
+            </m:e>
+            <m:sub>
+              <m:r>
+                <m:t xml:space="preserve">F</m:t>
+              </m:r>
+            </m:sub>
+          </m:sSub>
+          <m:d>
+            <m:dPr/>
+            <m:e>
+              <m:r>
+                <m:t xml:space="preserve">x</m:t>
+              </m:r>
+              <m:r>
+                <m:t xml:space="preserve">−</m:t>
+              </m:r>
+              <m:r>
+                <m:t xml:space="preserve">y</m:t>
+              </m:r>
+            </m:e>
+          </m:d>
           <m:r>
-            <m:t xml:space="preserve">S_F(x−y) := ⟨0| T{ψ(x)ψ̄(y)} |0⟩ = θ(x⁰−y⁰) S(x−y) − θ(y⁰−x⁰) ⟨0|ψ̄(y)ψ(x)|0⟩</m:t>
+            <m:t xml:space="preserve">:</m:t>
+          </m:r>
+          <m:r>
+            <m:t xml:space="preserve">=</m:t>
+          </m:r>
+          <m:r>
+            <m:t xml:space="preserve">⟨0</m:t>
+          </m:r>
+          <m:r>
+            <m:t xml:space="preserve">|</m:t>
+          </m:r>
+          <m:r>
+            <m:t xml:space="preserve">T</m:t>
+          </m:r>
+          <m:r>
+            <m:t xml:space="preserve">{</m:t>
+          </m:r>
+          <m:r>
+            <m:t xml:space="preserve">ψ</m:t>
+          </m:r>
+          <m:d>
+            <m:dPr/>
+            <m:e>
+              <m:r>
+                <m:t xml:space="preserve">x</m:t>
+              </m:r>
+            </m:e>
+          </m:d>
+          <m:r>
+            <m:t xml:space="preserve">ψ̄</m:t>
+          </m:r>
+          <m:d>
+            <m:dPr/>
+            <m:e>
+              <m:r>
+                <m:t xml:space="preserve">y</m:t>
+              </m:r>
+            </m:e>
+          </m:d>
+          <m:r>
+            <m:t xml:space="preserve">}</m:t>
+          </m:r>
+          <m:r>
+            <m:t xml:space="preserve">|</m:t>
+          </m:r>
+          <m:r>
+            <m:t xml:space="preserve">0⟩</m:t>
+          </m:r>
+          <m:r>
+            <m:t xml:space="preserve">=</m:t>
+          </m:r>
+          <m:r>
+            <m:t xml:space="preserve">θ</m:t>
+          </m:r>
+          <m:d>
+            <m:dPr/>
+            <m:e>
+              <m:sSup>
+                <m:e>
+                  <m:r>
+                    <m:t xml:space="preserve">x</m:t>
+                  </m:r>
+                </m:e>
+                <m:sup>
+                  <m:r>
+                    <m:t xml:space="preserve">0</m:t>
+                  </m:r>
+                </m:sup>
+              </m:sSup>
+              <m:r>
+                <m:t xml:space="preserve">−</m:t>
+              </m:r>
+              <m:sSup>
+                <m:e>
+                  <m:r>
+                    <m:t xml:space="preserve">y</m:t>
+                  </m:r>
+                </m:e>
+                <m:sup>
+                  <m:r>
+                    <m:t xml:space="preserve">0</m:t>
+                  </m:r>
+                </m:sup>
+              </m:sSup>
+            </m:e>
+          </m:d>
+          <m:r>
+            <m:t xml:space="preserve"> </m:t>
+          </m:r>
+          <m:r>
+            <m:t xml:space="preserve">S</m:t>
+          </m:r>
+          <m:d>
+            <m:dPr/>
+            <m:e>
+              <m:r>
+                <m:t xml:space="preserve">x</m:t>
+              </m:r>
+              <m:r>
+                <m:t xml:space="preserve">−</m:t>
+              </m:r>
+              <m:r>
+                <m:t xml:space="preserve">y</m:t>
+              </m:r>
+            </m:e>
+          </m:d>
+          <m:r>
+            <m:t xml:space="preserve">−</m:t>
+          </m:r>
+          <m:r>
+            <m:t xml:space="preserve">θ</m:t>
+          </m:r>
+          <m:d>
+            <m:dPr/>
+            <m:e>
+              <m:sSup>
+                <m:e>
+                  <m:r>
+                    <m:t xml:space="preserve">y</m:t>
+                  </m:r>
+                </m:e>
+                <m:sup>
+                  <m:r>
+                    <m:t xml:space="preserve">0</m:t>
+                  </m:r>
+                </m:sup>
+              </m:sSup>
+              <m:r>
+                <m:t xml:space="preserve">−</m:t>
+              </m:r>
+              <m:sSup>
+                <m:e>
+                  <m:r>
+                    <m:t xml:space="preserve">x</m:t>
+                  </m:r>
+                </m:e>
+                <m:sup>
+                  <m:r>
+                    <m:t xml:space="preserve">0</m:t>
+                  </m:r>
+                </m:sup>
+              </m:sSup>
+            </m:e>
+          </m:d>
+          <m:r>
+            <m:t xml:space="preserve"> </m:t>
+          </m:r>
+          <m:r>
+            <m:t xml:space="preserve">⟨0</m:t>
+          </m:r>
+          <m:r>
+            <m:t xml:space="preserve">|</m:t>
+          </m:r>
+          <m:r>
+            <m:t xml:space="preserve">ψ̄</m:t>
+          </m:r>
+          <m:d>
+            <m:dPr/>
+            <m:e>
+              <m:r>
+                <m:t xml:space="preserve">y</m:t>
+              </m:r>
+            </m:e>
+          </m:d>
+          <m:r>
+            <m:t xml:space="preserve">ψ</m:t>
+          </m:r>
+          <m:d>
+            <m:dPr/>
+            <m:e>
+              <m:r>
+                <m:t xml:space="preserve">x</m:t>
+              </m:r>
+            </m:e>
+          </m:d>
+          <m:r>
+            <m:t xml:space="preserve">|</m:t>
+          </m:r>
+          <m:r>
+            <m:t xml:space="preserve">0⟩</m:t>
           </m:r>
         </m:oMath>
       </m:oMathPara>
@@ -452,9 +823,184 @@
       </w:pPr>
       <m:oMathPara>
         <m:oMath>
+          <m:sSub>
+            <m:e>
+              <m:r>
+                <m:t xml:space="preserve">S</m:t>
+              </m:r>
+            </m:e>
+            <m:sub>
+              <m:r>
+                <m:t xml:space="preserve">F</m:t>
+              </m:r>
+            </m:sub>
+          </m:sSub>
+          <m:d>
+            <m:dPr/>
+            <m:e>
+              <m:r>
+                <m:t xml:space="preserve">x</m:t>
+              </m:r>
+              <m:r>
+                <m:t xml:space="preserve">−</m:t>
+              </m:r>
+              <m:r>
+                <m:t xml:space="preserve">y</m:t>
+              </m:r>
+            </m:e>
+          </m:d>
           <m:r>
-            <m:t xml:space="preserve">S_F(x−y) = θ(x⁰−y⁰) S(x−y) + θ(y⁰−x⁰) (i∂̸_x+m) D(y−x)</m:t>
+            <m:t xml:space="preserve">=</m:t>
           </m:r>
+          <m:r>
+            <m:t xml:space="preserve">θ</m:t>
+          </m:r>
+          <m:d>
+            <m:dPr/>
+            <m:e>
+              <m:sSup>
+                <m:e>
+                  <m:r>
+                    <m:t xml:space="preserve">x</m:t>
+                  </m:r>
+                </m:e>
+                <m:sup>
+                  <m:r>
+                    <m:t xml:space="preserve">0</m:t>
+                  </m:r>
+                </m:sup>
+              </m:sSup>
+              <m:r>
+                <m:t xml:space="preserve">−</m:t>
+              </m:r>
+              <m:sSup>
+                <m:e>
+                  <m:r>
+                    <m:t xml:space="preserve">y</m:t>
+                  </m:r>
+                </m:e>
+                <m:sup>
+                  <m:r>
+                    <m:t xml:space="preserve">0</m:t>
+                  </m:r>
+                </m:sup>
+              </m:sSup>
+            </m:e>
+          </m:d>
+          <m:r>
+            <m:t xml:space="preserve"> </m:t>
+          </m:r>
+          <m:r>
+            <m:t xml:space="preserve">S</m:t>
+          </m:r>
+          <m:d>
+            <m:dPr/>
+            <m:e>
+              <m:r>
+                <m:t xml:space="preserve">x</m:t>
+              </m:r>
+              <m:r>
+                <m:t xml:space="preserve">−</m:t>
+              </m:r>
+              <m:r>
+                <m:t xml:space="preserve">y</m:t>
+              </m:r>
+            </m:e>
+          </m:d>
+          <m:r>
+            <m:t xml:space="preserve">+</m:t>
+          </m:r>
+          <m:r>
+            <m:t xml:space="preserve">θ</m:t>
+          </m:r>
+          <m:d>
+            <m:dPr/>
+            <m:e>
+              <m:sSup>
+                <m:e>
+                  <m:r>
+                    <m:t xml:space="preserve">y</m:t>
+                  </m:r>
+                </m:e>
+                <m:sup>
+                  <m:r>
+                    <m:t xml:space="preserve">0</m:t>
+                  </m:r>
+                </m:sup>
+              </m:sSup>
+              <m:r>
+                <m:t xml:space="preserve">−</m:t>
+              </m:r>
+              <m:sSup>
+                <m:e>
+                  <m:r>
+                    <m:t xml:space="preserve">x</m:t>
+                  </m:r>
+                </m:e>
+                <m:sup>
+                  <m:r>
+                    <m:t xml:space="preserve">0</m:t>
+                  </m:r>
+                </m:sup>
+              </m:sSup>
+            </m:e>
+          </m:d>
+          <m:r>
+            <m:t xml:space="preserve"> </m:t>
+          </m:r>
+          <m:d>
+            <m:dPr/>
+            <m:e>
+              <m:r>
+                <m:t xml:space="preserve">i</m:t>
+              </m:r>
+              <m:sSub>
+                <m:e>
+                  <m:acc>
+                    <m:accPr>
+                      <m:chr m:val="/"/>
+                    </m:accPr>
+                    <m:e>
+                      <m:r>
+                        <m:t xml:space="preserve">∂</m:t>
+                      </m:r>
+                    </m:e>
+                  </m:acc>
+                </m:e>
+                <m:sub>
+                  <m:r>
+                    <m:t xml:space="preserve">x</m:t>
+                  </m:r>
+                </m:sub>
+              </m:sSub>
+              <m:r>
+                <m:t xml:space="preserve">+</m:t>
+              </m:r>
+              <m:r>
+                <m:t xml:space="preserve">m</m:t>
+              </m:r>
+            </m:e>
+          </m:d>
+          <m:r>
+            <m:t xml:space="preserve"> </m:t>
+          </m:r>
+          <m:r>
+            <m:t xml:space="preserve">D</m:t>
+          </m:r>
+          <m:d>
+            <m:dPr/>
+            <m:e>
+              <m:r>
+                <m:t xml:space="preserve">y</m:t>
+              </m:r>
+              <m:r>
+                <m:t xml:space="preserve">−</m:t>
+              </m:r>
+              <m:r>
+                <m:t xml:space="preserve">x</m:t>
+              </m:r>
+            </m:e>
+          </m:d>
         </m:oMath>
       </m:oMathPara>
     </w:p>
@@ -504,9 +1050,220 @@
       </w:pPr>
       <m:oMathPara>
         <m:oMath>
+          <m:sSub>
+            <m:e>
+              <m:acc>
+                <m:accPr>
+                  <m:chr m:val="/"/>
+                </m:accPr>
+                <m:e>
+                  <m:r>
+                    <m:t xml:space="preserve">∂</m:t>
+                  </m:r>
+                </m:e>
+              </m:acc>
+            </m:e>
+            <m:sub>
+              <m:r>
+                <m:t xml:space="preserve">x</m:t>
+              </m:r>
+            </m:sub>
+          </m:sSub>
+          <m:sSub>
+            <m:e>
+              <m:r>
+                <m:t xml:space="preserve">Δ</m:t>
+              </m:r>
+            </m:e>
+            <m:sub>
+              <m:r>
+                <m:t xml:space="preserve">F</m:t>
+              </m:r>
+            </m:sub>
+          </m:sSub>
           <m:r>
-            <m:t xml:space="preserve">∂̸_xΔ_F = γ⁰δ(τ) [ D(x−y) − D(y−x) ] + θ(τ) ∂̸_xD(x−y) + θ(−τ) ∂̸_xD(y−x)</m:t>
+            <m:t xml:space="preserve">=</m:t>
           </m:r>
+          <m:sSup>
+            <m:e>
+              <m:r>
+                <m:t xml:space="preserve">γ</m:t>
+              </m:r>
+            </m:e>
+            <m:sup>
+              <m:r>
+                <m:t xml:space="preserve">0</m:t>
+              </m:r>
+            </m:sup>
+          </m:sSup>
+          <m:r>
+            <m:t xml:space="preserve">δ</m:t>
+          </m:r>
+          <m:d>
+            <m:dPr/>
+            <m:e>
+              <m:r>
+                <m:t xml:space="preserve">τ</m:t>
+              </m:r>
+            </m:e>
+          </m:d>
+          <m:r>
+            <m:t xml:space="preserve"> </m:t>
+          </m:r>
+          <m:d>
+            <m:dPr>
+              <m:begChr m:val="["/>
+              <m:endChr m:val="]"/>
+            </m:dPr>
+            <m:e>
+              <m:r>
+                <m:t xml:space="preserve">D</m:t>
+              </m:r>
+              <m:d>
+                <m:dPr/>
+                <m:e>
+                  <m:r>
+                    <m:t xml:space="preserve">x</m:t>
+                  </m:r>
+                  <m:r>
+                    <m:t xml:space="preserve">−</m:t>
+                  </m:r>
+                  <m:r>
+                    <m:t xml:space="preserve">y</m:t>
+                  </m:r>
+                </m:e>
+              </m:d>
+              <m:r>
+                <m:t xml:space="preserve">−</m:t>
+              </m:r>
+              <m:r>
+                <m:t xml:space="preserve">D</m:t>
+              </m:r>
+              <m:d>
+                <m:dPr/>
+                <m:e>
+                  <m:r>
+                    <m:t xml:space="preserve">y</m:t>
+                  </m:r>
+                  <m:r>
+                    <m:t xml:space="preserve">−</m:t>
+                  </m:r>
+                  <m:r>
+                    <m:t xml:space="preserve">x</m:t>
+                  </m:r>
+                </m:e>
+              </m:d>
+            </m:e>
+          </m:d>
+          <m:r>
+            <m:t xml:space="preserve">+</m:t>
+          </m:r>
+          <m:r>
+            <m:t xml:space="preserve">θ</m:t>
+          </m:r>
+          <m:d>
+            <m:dPr/>
+            <m:e>
+              <m:r>
+                <m:t xml:space="preserve">τ</m:t>
+              </m:r>
+            </m:e>
+          </m:d>
+          <m:r>
+            <m:t xml:space="preserve"> </m:t>
+          </m:r>
+          <m:sSub>
+            <m:e>
+              <m:acc>
+                <m:accPr>
+                  <m:chr m:val="/"/>
+                </m:accPr>
+                <m:e>
+                  <m:r>
+                    <m:t xml:space="preserve">∂</m:t>
+                  </m:r>
+                </m:e>
+              </m:acc>
+            </m:e>
+            <m:sub>
+              <m:r>
+                <m:t xml:space="preserve">x</m:t>
+              </m:r>
+            </m:sub>
+          </m:sSub>
+          <m:r>
+            <m:t xml:space="preserve">D</m:t>
+          </m:r>
+          <m:d>
+            <m:dPr/>
+            <m:e>
+              <m:r>
+                <m:t xml:space="preserve">x</m:t>
+              </m:r>
+              <m:r>
+                <m:t xml:space="preserve">−</m:t>
+              </m:r>
+              <m:r>
+                <m:t xml:space="preserve">y</m:t>
+              </m:r>
+            </m:e>
+          </m:d>
+          <m:r>
+            <m:t xml:space="preserve">+</m:t>
+          </m:r>
+          <m:r>
+            <m:t xml:space="preserve">θ</m:t>
+          </m:r>
+          <m:d>
+            <m:dPr/>
+            <m:e>
+              <m:r>
+                <m:t xml:space="preserve">−</m:t>
+              </m:r>
+              <m:r>
+                <m:t xml:space="preserve">τ</m:t>
+              </m:r>
+            </m:e>
+          </m:d>
+          <m:r>
+            <m:t xml:space="preserve"> </m:t>
+          </m:r>
+          <m:sSub>
+            <m:e>
+              <m:acc>
+                <m:accPr>
+                  <m:chr m:val="/"/>
+                </m:accPr>
+                <m:e>
+                  <m:r>
+                    <m:t xml:space="preserve">∂</m:t>
+                  </m:r>
+                </m:e>
+              </m:acc>
+            </m:e>
+            <m:sub>
+              <m:r>
+                <m:t xml:space="preserve">x</m:t>
+              </m:r>
+            </m:sub>
+          </m:sSub>
+          <m:r>
+            <m:t xml:space="preserve">D</m:t>
+          </m:r>
+          <m:d>
+            <m:dPr/>
+            <m:e>
+              <m:r>
+                <m:t xml:space="preserve">y</m:t>
+              </m:r>
+              <m:r>
+                <m:t xml:space="preserve">−</m:t>
+              </m:r>
+              <m:r>
+                <m:t xml:space="preserve">x</m:t>
+              </m:r>
+            </m:e>
+          </m:d>
         </m:oMath>
       </m:oMathPara>
     </w:p>
@@ -535,9 +1292,211 @@
       </w:pPr>
       <m:oMathPara>
         <m:oMath>
+          <m:d>
+            <m:dPr/>
+            <m:e>
+              <m:r>
+                <m:t xml:space="preserve">i</m:t>
+              </m:r>
+              <m:sSub>
+                <m:e>
+                  <m:acc>
+                    <m:accPr>
+                      <m:chr m:val="/"/>
+                    </m:accPr>
+                    <m:e>
+                      <m:r>
+                        <m:t xml:space="preserve">∂</m:t>
+                      </m:r>
+                    </m:e>
+                  </m:acc>
+                </m:e>
+                <m:sub>
+                  <m:r>
+                    <m:t xml:space="preserve">x</m:t>
+                  </m:r>
+                </m:sub>
+              </m:sSub>
+              <m:r>
+                <m:t xml:space="preserve">+</m:t>
+              </m:r>
+              <m:r>
+                <m:t xml:space="preserve">m</m:t>
+              </m:r>
+            </m:e>
+          </m:d>
           <m:r>
-            <m:t xml:space="preserve">(i∂̸_x+m) Δ_F(x−y) = θ(τ) (i∂̸_x+m) D(x−y) + θ(−τ) (i∂̸_x+m) D(y−x)</m:t>
+            <m:t xml:space="preserve"> </m:t>
           </m:r>
+          <m:sSub>
+            <m:e>
+              <m:r>
+                <m:t xml:space="preserve">Δ</m:t>
+              </m:r>
+            </m:e>
+            <m:sub>
+              <m:r>
+                <m:t xml:space="preserve">F</m:t>
+              </m:r>
+            </m:sub>
+          </m:sSub>
+          <m:d>
+            <m:dPr/>
+            <m:e>
+              <m:r>
+                <m:t xml:space="preserve">x</m:t>
+              </m:r>
+              <m:r>
+                <m:t xml:space="preserve">−</m:t>
+              </m:r>
+              <m:r>
+                <m:t xml:space="preserve">y</m:t>
+              </m:r>
+            </m:e>
+          </m:d>
+          <m:r>
+            <m:t xml:space="preserve">=</m:t>
+          </m:r>
+          <m:r>
+            <m:t xml:space="preserve">θ</m:t>
+          </m:r>
+          <m:d>
+            <m:dPr/>
+            <m:e>
+              <m:r>
+                <m:t xml:space="preserve">τ</m:t>
+              </m:r>
+            </m:e>
+          </m:d>
+          <m:r>
+            <m:t xml:space="preserve"> </m:t>
+          </m:r>
+          <m:d>
+            <m:dPr/>
+            <m:e>
+              <m:r>
+                <m:t xml:space="preserve">i</m:t>
+              </m:r>
+              <m:sSub>
+                <m:e>
+                  <m:acc>
+                    <m:accPr>
+                      <m:chr m:val="/"/>
+                    </m:accPr>
+                    <m:e>
+                      <m:r>
+                        <m:t xml:space="preserve">∂</m:t>
+                      </m:r>
+                    </m:e>
+                  </m:acc>
+                </m:e>
+                <m:sub>
+                  <m:r>
+                    <m:t xml:space="preserve">x</m:t>
+                  </m:r>
+                </m:sub>
+              </m:sSub>
+              <m:r>
+                <m:t xml:space="preserve">+</m:t>
+              </m:r>
+              <m:r>
+                <m:t xml:space="preserve">m</m:t>
+              </m:r>
+            </m:e>
+          </m:d>
+          <m:r>
+            <m:t xml:space="preserve"> </m:t>
+          </m:r>
+          <m:r>
+            <m:t xml:space="preserve">D</m:t>
+          </m:r>
+          <m:d>
+            <m:dPr/>
+            <m:e>
+              <m:r>
+                <m:t xml:space="preserve">x</m:t>
+              </m:r>
+              <m:r>
+                <m:t xml:space="preserve">−</m:t>
+              </m:r>
+              <m:r>
+                <m:t xml:space="preserve">y</m:t>
+              </m:r>
+            </m:e>
+          </m:d>
+          <m:r>
+            <m:t xml:space="preserve">+</m:t>
+          </m:r>
+          <m:r>
+            <m:t xml:space="preserve">θ</m:t>
+          </m:r>
+          <m:d>
+            <m:dPr/>
+            <m:e>
+              <m:r>
+                <m:t xml:space="preserve">−</m:t>
+              </m:r>
+              <m:r>
+                <m:t xml:space="preserve">τ</m:t>
+              </m:r>
+            </m:e>
+          </m:d>
+          <m:r>
+            <m:t xml:space="preserve"> </m:t>
+          </m:r>
+          <m:d>
+            <m:dPr/>
+            <m:e>
+              <m:r>
+                <m:t xml:space="preserve">i</m:t>
+              </m:r>
+              <m:sSub>
+                <m:e>
+                  <m:acc>
+                    <m:accPr>
+                      <m:chr m:val="/"/>
+                    </m:accPr>
+                    <m:e>
+                      <m:r>
+                        <m:t xml:space="preserve">∂</m:t>
+                      </m:r>
+                    </m:e>
+                  </m:acc>
+                </m:e>
+                <m:sub>
+                  <m:r>
+                    <m:t xml:space="preserve">x</m:t>
+                  </m:r>
+                </m:sub>
+              </m:sSub>
+              <m:r>
+                <m:t xml:space="preserve">+</m:t>
+              </m:r>
+              <m:r>
+                <m:t xml:space="preserve">m</m:t>
+              </m:r>
+            </m:e>
+          </m:d>
+          <m:r>
+            <m:t xml:space="preserve"> </m:t>
+          </m:r>
+          <m:r>
+            <m:t xml:space="preserve">D</m:t>
+          </m:r>
+          <m:d>
+            <m:dPr/>
+            <m:e>
+              <m:r>
+                <m:t xml:space="preserve">y</m:t>
+              </m:r>
+              <m:r>
+                <m:t xml:space="preserve">−</m:t>
+              </m:r>
+              <m:r>
+                <m:t xml:space="preserve">x</m:t>
+              </m:r>
+            </m:e>
+          </m:d>
         </m:oMath>
       </m:oMathPara>
     </w:p>
@@ -553,9 +1512,97 @@
       </w:pPr>
       <m:oMathPara>
         <m:oMath>
+          <m:sSub>
+            <m:e>
+              <m:r>
+                <m:t xml:space="preserve">S</m:t>
+              </m:r>
+            </m:e>
+            <m:sub>
+              <m:r>
+                <m:t xml:space="preserve">F</m:t>
+              </m:r>
+            </m:sub>
+          </m:sSub>
+          <m:d>
+            <m:dPr/>
+            <m:e>
+              <m:r>
+                <m:t xml:space="preserve">x</m:t>
+              </m:r>
+              <m:r>
+                <m:t xml:space="preserve">−</m:t>
+              </m:r>
+              <m:r>
+                <m:t xml:space="preserve">y</m:t>
+              </m:r>
+            </m:e>
+          </m:d>
           <m:r>
-            <m:t xml:space="preserve">S_F(x−y) = ( i∂̸_x + m ) Δ_F(x−y)</m:t>
+            <m:t xml:space="preserve">=</m:t>
           </m:r>
+          <m:d>
+            <m:dPr/>
+            <m:e>
+              <m:r>
+                <m:t xml:space="preserve">i</m:t>
+              </m:r>
+              <m:sSub>
+                <m:e>
+                  <m:acc>
+                    <m:accPr>
+                      <m:chr m:val="/"/>
+                    </m:accPr>
+                    <m:e>
+                      <m:r>
+                        <m:t xml:space="preserve">∂</m:t>
+                      </m:r>
+                    </m:e>
+                  </m:acc>
+                </m:e>
+                <m:sub>
+                  <m:r>
+                    <m:t xml:space="preserve">x</m:t>
+                  </m:r>
+                </m:sub>
+              </m:sSub>
+              <m:r>
+                <m:t xml:space="preserve">+</m:t>
+              </m:r>
+              <m:r>
+                <m:t xml:space="preserve">m</m:t>
+              </m:r>
+            </m:e>
+          </m:d>
+          <m:r>
+            <m:t xml:space="preserve"> </m:t>
+          </m:r>
+          <m:sSub>
+            <m:e>
+              <m:r>
+                <m:t xml:space="preserve">Δ</m:t>
+              </m:r>
+            </m:e>
+            <m:sub>
+              <m:r>
+                <m:t xml:space="preserve">F</m:t>
+              </m:r>
+            </m:sub>
+          </m:sSub>
+          <m:d>
+            <m:dPr/>
+            <m:e>
+              <m:r>
+                <m:t xml:space="preserve">x</m:t>
+              </m:r>
+              <m:r>
+                <m:t xml:space="preserve">−</m:t>
+              </m:r>
+              <m:r>
+                <m:t xml:space="preserve">y</m:t>
+              </m:r>
+            </m:e>
+          </m:d>
         </m:oMath>
       </m:oMathPara>
     </w:p>
@@ -605,9 +1652,224 @@
       </w:pPr>
       <m:oMathPara>
         <m:oMath>
+          <m:d>
+            <m:dPr/>
+            <m:e>
+              <m:r>
+                <m:t xml:space="preserve">i</m:t>
+              </m:r>
+              <m:sSub>
+                <m:e>
+                  <m:acc>
+                    <m:accPr>
+                      <m:chr m:val="/"/>
+                    </m:accPr>
+                    <m:e>
+                      <m:r>
+                        <m:t xml:space="preserve">∂</m:t>
+                      </m:r>
+                    </m:e>
+                  </m:acc>
+                </m:e>
+                <m:sub>
+                  <m:r>
+                    <m:t xml:space="preserve">x</m:t>
+                  </m:r>
+                </m:sub>
+              </m:sSub>
+              <m:r>
+                <m:t xml:space="preserve">−</m:t>
+              </m:r>
+              <m:r>
+                <m:t xml:space="preserve">m</m:t>
+              </m:r>
+            </m:e>
+          </m:d>
           <m:r>
-            <m:t xml:space="preserve">(i∂̸_x−m) S_F(x−y) = (i∂̸_x−m)(i∂̸_x+m) Δ_F(x−y) = − (□+m²) Δ_F(x−y)</m:t>
+            <m:t xml:space="preserve"> </m:t>
           </m:r>
+          <m:sSub>
+            <m:e>
+              <m:r>
+                <m:t xml:space="preserve">S</m:t>
+              </m:r>
+            </m:e>
+            <m:sub>
+              <m:r>
+                <m:t xml:space="preserve">F</m:t>
+              </m:r>
+            </m:sub>
+          </m:sSub>
+          <m:d>
+            <m:dPr/>
+            <m:e>
+              <m:r>
+                <m:t xml:space="preserve">x</m:t>
+              </m:r>
+              <m:r>
+                <m:t xml:space="preserve">−</m:t>
+              </m:r>
+              <m:r>
+                <m:t xml:space="preserve">y</m:t>
+              </m:r>
+            </m:e>
+          </m:d>
+          <m:r>
+            <m:t xml:space="preserve">=</m:t>
+          </m:r>
+          <m:d>
+            <m:dPr/>
+            <m:e>
+              <m:r>
+                <m:t xml:space="preserve">i</m:t>
+              </m:r>
+              <m:sSub>
+                <m:e>
+                  <m:acc>
+                    <m:accPr>
+                      <m:chr m:val="/"/>
+                    </m:accPr>
+                    <m:e>
+                      <m:r>
+                        <m:t xml:space="preserve">∂</m:t>
+                      </m:r>
+                    </m:e>
+                  </m:acc>
+                </m:e>
+                <m:sub>
+                  <m:r>
+                    <m:t xml:space="preserve">x</m:t>
+                  </m:r>
+                </m:sub>
+              </m:sSub>
+              <m:r>
+                <m:t xml:space="preserve">−</m:t>
+              </m:r>
+              <m:r>
+                <m:t xml:space="preserve">m</m:t>
+              </m:r>
+            </m:e>
+          </m:d>
+          <m:d>
+            <m:dPr/>
+            <m:e>
+              <m:r>
+                <m:t xml:space="preserve">i</m:t>
+              </m:r>
+              <m:sSub>
+                <m:e>
+                  <m:acc>
+                    <m:accPr>
+                      <m:chr m:val="/"/>
+                    </m:accPr>
+                    <m:e>
+                      <m:r>
+                        <m:t xml:space="preserve">∂</m:t>
+                      </m:r>
+                    </m:e>
+                  </m:acc>
+                </m:e>
+                <m:sub>
+                  <m:r>
+                    <m:t xml:space="preserve">x</m:t>
+                  </m:r>
+                </m:sub>
+              </m:sSub>
+              <m:r>
+                <m:t xml:space="preserve">+</m:t>
+              </m:r>
+              <m:r>
+                <m:t xml:space="preserve">m</m:t>
+              </m:r>
+            </m:e>
+          </m:d>
+          <m:r>
+            <m:t xml:space="preserve"> </m:t>
+          </m:r>
+          <m:sSub>
+            <m:e>
+              <m:r>
+                <m:t xml:space="preserve">Δ</m:t>
+              </m:r>
+            </m:e>
+            <m:sub>
+              <m:r>
+                <m:t xml:space="preserve">F</m:t>
+              </m:r>
+            </m:sub>
+          </m:sSub>
+          <m:d>
+            <m:dPr/>
+            <m:e>
+              <m:r>
+                <m:t xml:space="preserve">x</m:t>
+              </m:r>
+              <m:r>
+                <m:t xml:space="preserve">−</m:t>
+              </m:r>
+              <m:r>
+                <m:t xml:space="preserve">y</m:t>
+              </m:r>
+            </m:e>
+          </m:d>
+          <m:r>
+            <m:t xml:space="preserve">=</m:t>
+          </m:r>
+          <m:r>
+            <m:t xml:space="preserve">−</m:t>
+          </m:r>
+          <m:d>
+            <m:dPr/>
+            <m:e>
+              <m:r>
+                <m:t xml:space="preserve">□</m:t>
+              </m:r>
+              <m:r>
+                <m:t xml:space="preserve">+</m:t>
+              </m:r>
+              <m:sSup>
+                <m:e>
+                  <m:r>
+                    <m:t xml:space="preserve">m</m:t>
+                  </m:r>
+                </m:e>
+                <m:sup>
+                  <m:r>
+                    <m:t xml:space="preserve">2</m:t>
+                  </m:r>
+                </m:sup>
+              </m:sSup>
+            </m:e>
+          </m:d>
+          <m:r>
+            <m:t xml:space="preserve"> </m:t>
+          </m:r>
+          <m:sSub>
+            <m:e>
+              <m:r>
+                <m:t xml:space="preserve">Δ</m:t>
+              </m:r>
+            </m:e>
+            <m:sub>
+              <m:r>
+                <m:t xml:space="preserve">F</m:t>
+              </m:r>
+            </m:sub>
+          </m:sSub>
+          <m:d>
+            <m:dPr/>
+            <m:e>
+              <m:r>
+                <m:t xml:space="preserve">x</m:t>
+              </m:r>
+              <m:r>
+                <m:t xml:space="preserve">−</m:t>
+              </m:r>
+              <m:r>
+                <m:t xml:space="preserve">y</m:t>
+              </m:r>
+            </m:e>
+          </m:d>
         </m:oMath>
       </m:oMathPara>
     </w:p>
@@ -623,9 +1885,143 @@
       </w:pPr>
       <m:oMathPara>
         <m:oMath>
+          <m:d>
+            <m:dPr/>
+            <m:e>
+              <m:r>
+                <m:t xml:space="preserve">i</m:t>
+              </m:r>
+              <m:sSub>
+                <m:e>
+                  <m:acc>
+                    <m:accPr>
+                      <m:chr m:val="/"/>
+                    </m:accPr>
+                    <m:e>
+                      <m:r>
+                        <m:t xml:space="preserve">∂</m:t>
+                      </m:r>
+                    </m:e>
+                  </m:acc>
+                </m:e>
+                <m:sub>
+                  <m:r>
+                    <m:t xml:space="preserve">x</m:t>
+                  </m:r>
+                </m:sub>
+              </m:sSub>
+              <m:r>
+                <m:t xml:space="preserve">−</m:t>
+              </m:r>
+              <m:r>
+                <m:t xml:space="preserve">m</m:t>
+              </m:r>
+            </m:e>
+          </m:d>
           <m:r>
-            <m:t xml:space="preserve">(i∂̸_x−m) S_F(x−y) = − (−iδ⁴(x−y)) = i δ⁴(x−y)</m:t>
+            <m:t xml:space="preserve"> </m:t>
           </m:r>
+          <m:sSub>
+            <m:e>
+              <m:r>
+                <m:t xml:space="preserve">S</m:t>
+              </m:r>
+            </m:e>
+            <m:sub>
+              <m:r>
+                <m:t xml:space="preserve">F</m:t>
+              </m:r>
+            </m:sub>
+          </m:sSub>
+          <m:d>
+            <m:dPr/>
+            <m:e>
+              <m:r>
+                <m:t xml:space="preserve">x</m:t>
+              </m:r>
+              <m:r>
+                <m:t xml:space="preserve">−</m:t>
+              </m:r>
+              <m:r>
+                <m:t xml:space="preserve">y</m:t>
+              </m:r>
+            </m:e>
+          </m:d>
+          <m:r>
+            <m:t xml:space="preserve">=</m:t>
+          </m:r>
+          <m:r>
+            <m:t xml:space="preserve">−</m:t>
+          </m:r>
+          <m:d>
+            <m:dPr/>
+            <m:e>
+              <m:r>
+                <m:t xml:space="preserve">−</m:t>
+              </m:r>
+              <m:sSup>
+                <m:e>
+                  <m:r>
+                    <m:t xml:space="preserve">iδ</m:t>
+                  </m:r>
+                </m:e>
+                <m:sup>
+                  <m:r>
+                    <m:t xml:space="preserve">4</m:t>
+                  </m:r>
+                </m:sup>
+              </m:sSup>
+              <m:d>
+                <m:dPr/>
+                <m:e>
+                  <m:r>
+                    <m:t xml:space="preserve">x</m:t>
+                  </m:r>
+                  <m:r>
+                    <m:t xml:space="preserve">−</m:t>
+                  </m:r>
+                  <m:r>
+                    <m:t xml:space="preserve">y</m:t>
+                  </m:r>
+                </m:e>
+              </m:d>
+            </m:e>
+          </m:d>
+          <m:r>
+            <m:t xml:space="preserve">=</m:t>
+          </m:r>
+          <m:r>
+            <m:t xml:space="preserve">i</m:t>
+          </m:r>
+          <m:r>
+            <m:t xml:space="preserve"> </m:t>
+          </m:r>
+          <m:sSup>
+            <m:e>
+              <m:r>
+                <m:t xml:space="preserve">δ</m:t>
+              </m:r>
+            </m:e>
+            <m:sup>
+              <m:r>
+                <m:t xml:space="preserve">4</m:t>
+              </m:r>
+            </m:sup>
+          </m:sSup>
+          <m:d>
+            <m:dPr/>
+            <m:e>
+              <m:r>
+                <m:t xml:space="preserve">x</m:t>
+              </m:r>
+              <m:r>
+                <m:t xml:space="preserve">−</m:t>
+              </m:r>
+              <m:r>
+                <m:t xml:space="preserve">y</m:t>
+              </m:r>
+            </m:e>
+          </m:d>
         </m:oMath>
       </m:oMathPara>
     </w:p>
@@ -688,9 +2084,127 @@
       </w:pPr>
       <m:oMathPara>
         <m:oMath>
+          <m:d>
+            <m:dPr/>
+            <m:e>
+              <m:r>
+                <m:t xml:space="preserve">i</m:t>
+              </m:r>
+              <m:sSub>
+                <m:e>
+                  <m:acc>
+                    <m:accPr>
+                      <m:chr m:val="/"/>
+                    </m:accPr>
+                    <m:e>
+                      <m:r>
+                        <m:t xml:space="preserve">∂</m:t>
+                      </m:r>
+                    </m:e>
+                  </m:acc>
+                </m:e>
+                <m:sub>
+                  <m:r>
+                    <m:t xml:space="preserve">x</m:t>
+                  </m:r>
+                </m:sub>
+              </m:sSub>
+              <m:r>
+                <m:t xml:space="preserve">+</m:t>
+              </m:r>
+              <m:r>
+                <m:t xml:space="preserve">m</m:t>
+              </m:r>
+            </m:e>
+          </m:d>
           <m:r>
-            <m:t xml:space="preserve">(i∂̸_x+m) e^(−ip(x−y)) = (p̸+m) e^(−ip(x−y))</m:t>
+            <m:t xml:space="preserve"> </m:t>
           </m:r>
+          <m:sSup>
+            <m:e>
+              <m:r>
+                <m:t xml:space="preserve">e</m:t>
+              </m:r>
+            </m:e>
+            <m:sup>
+              <m:r>
+                <m:t xml:space="preserve">−</m:t>
+              </m:r>
+              <m:r>
+                <m:t xml:space="preserve">ip</m:t>
+              </m:r>
+              <m:d>
+                <m:dPr/>
+                <m:e>
+                  <m:r>
+                    <m:t xml:space="preserve">x</m:t>
+                  </m:r>
+                  <m:r>
+                    <m:t xml:space="preserve">−</m:t>
+                  </m:r>
+                  <m:r>
+                    <m:t xml:space="preserve">y</m:t>
+                  </m:r>
+                </m:e>
+              </m:d>
+            </m:sup>
+          </m:sSup>
+          <m:r>
+            <m:t xml:space="preserve">=</m:t>
+          </m:r>
+          <m:d>
+            <m:dPr/>
+            <m:e>
+              <m:acc>
+                <m:accPr>
+                  <m:chr m:val="/"/>
+                </m:accPr>
+                <m:e>
+                  <m:r>
+                    <m:t xml:space="preserve">p</m:t>
+                  </m:r>
+                </m:e>
+              </m:acc>
+              <m:r>
+                <m:t xml:space="preserve">+</m:t>
+              </m:r>
+              <m:r>
+                <m:t xml:space="preserve">m</m:t>
+              </m:r>
+            </m:e>
+          </m:d>
+          <m:r>
+            <m:t xml:space="preserve"> </m:t>
+          </m:r>
+          <m:sSup>
+            <m:e>
+              <m:r>
+                <m:t xml:space="preserve">e</m:t>
+              </m:r>
+            </m:e>
+            <m:sup>
+              <m:r>
+                <m:t xml:space="preserve">−</m:t>
+              </m:r>
+              <m:r>
+                <m:t xml:space="preserve">ip</m:t>
+              </m:r>
+              <m:d>
+                <m:dPr/>
+                <m:e>
+                  <m:r>
+                    <m:t xml:space="preserve">x</m:t>
+                  </m:r>
+                  <m:r>
+                    <m:t xml:space="preserve">−</m:t>
+                  </m:r>
+                  <m:r>
+                    <m:t xml:space="preserve">y</m:t>
+                  </m:r>
+                </m:e>
+              </m:d>
+            </m:sup>
+          </m:sSup>
         </m:oMath>
       </m:oMathPara>
     </w:p>
@@ -709,9 +2223,242 @@
       </w:pPr>
       <m:oMathPara>
         <m:oMath>
+          <m:sSub>
+            <m:e>
+              <m:r>
+                <m:t xml:space="preserve">S</m:t>
+              </m:r>
+            </m:e>
+            <m:sub>
+              <m:r>
+                <m:t xml:space="preserve">F</m:t>
+              </m:r>
+            </m:sub>
+          </m:sSub>
+          <m:d>
+            <m:dPr/>
+            <m:e>
+              <m:r>
+                <m:t xml:space="preserve">x</m:t>
+              </m:r>
+              <m:r>
+                <m:t xml:space="preserve">−</m:t>
+              </m:r>
+              <m:r>
+                <m:t xml:space="preserve">y</m:t>
+              </m:r>
+            </m:e>
+          </m:d>
           <m:r>
-            <m:t xml:space="preserve">S_F(x−y) = ( i∂̸_x+m ) Δ_F(x−y) = ∫ d⁴p/(2π)⁴ , i(p̸+m) / (p²−m²+iε) , e^(−ip(x−y))</m:t>
+            <m:t xml:space="preserve">=</m:t>
           </m:r>
+          <m:d>
+            <m:dPr/>
+            <m:e>
+              <m:r>
+                <m:t xml:space="preserve">i</m:t>
+              </m:r>
+              <m:sSub>
+                <m:e>
+                  <m:acc>
+                    <m:accPr>
+                      <m:chr m:val="/"/>
+                    </m:accPr>
+                    <m:e>
+                      <m:r>
+                        <m:t xml:space="preserve">∂</m:t>
+                      </m:r>
+                    </m:e>
+                  </m:acc>
+                </m:e>
+                <m:sub>
+                  <m:r>
+                    <m:t xml:space="preserve">x</m:t>
+                  </m:r>
+                </m:sub>
+              </m:sSub>
+              <m:r>
+                <m:t xml:space="preserve">+</m:t>
+              </m:r>
+              <m:r>
+                <m:t xml:space="preserve">m</m:t>
+              </m:r>
+            </m:e>
+          </m:d>
+          <m:r>
+            <m:t xml:space="preserve"> </m:t>
+          </m:r>
+          <m:sSub>
+            <m:e>
+              <m:r>
+                <m:t xml:space="preserve">Δ</m:t>
+              </m:r>
+            </m:e>
+            <m:sub>
+              <m:r>
+                <m:t xml:space="preserve">F</m:t>
+              </m:r>
+            </m:sub>
+          </m:sSub>
+          <m:d>
+            <m:dPr/>
+            <m:e>
+              <m:r>
+                <m:t xml:space="preserve">x</m:t>
+              </m:r>
+              <m:r>
+                <m:t xml:space="preserve">−</m:t>
+              </m:r>
+              <m:r>
+                <m:t xml:space="preserve">y</m:t>
+              </m:r>
+            </m:e>
+          </m:d>
+          <m:r>
+            <m:t xml:space="preserve">=</m:t>
+          </m:r>
+          <m:r>
+            <m:t xml:space="preserve">∫</m:t>
+          </m:r>
+          <m:r>
+            <m:t xml:space="preserve"> </m:t>
+          </m:r>
+          <m:f>
+            <m:num>
+              <m:sSup>
+                <m:e>
+                  <m:r>
+                    <m:t xml:space="preserve">d</m:t>
+                  </m:r>
+                </m:e>
+                <m:sup>
+                  <m:r>
+                    <m:t xml:space="preserve">4</m:t>
+                  </m:r>
+                </m:sup>
+              </m:sSup>
+              <m:r>
+                <m:t xml:space="preserve">p</m:t>
+              </m:r>
+            </m:num>
+            <m:den>
+              <m:sSup>
+                <m:e>
+                  <m:d>
+                    <m:dPr/>
+                    <m:e>
+                      <m:r>
+                        <m:t xml:space="preserve">2π</m:t>
+                      </m:r>
+                    </m:e>
+                  </m:d>
+                </m:e>
+                <m:sup>
+                  <m:r>
+                    <m:t xml:space="preserve">4</m:t>
+                  </m:r>
+                </m:sup>
+              </m:sSup>
+            </m:den>
+          </m:f>
+          <m:r>
+            <m:t xml:space="preserve"> </m:t>
+          </m:r>
+          <m:f>
+            <m:num>
+              <m:r>
+                <m:t xml:space="preserve">i</m:t>
+              </m:r>
+              <m:d>
+                <m:dPr/>
+                <m:e>
+                  <m:acc>
+                    <m:accPr>
+                      <m:chr m:val="/"/>
+                    </m:accPr>
+                    <m:e>
+                      <m:r>
+                        <m:t xml:space="preserve">p</m:t>
+                      </m:r>
+                    </m:e>
+                  </m:acc>
+                  <m:r>
+                    <m:t xml:space="preserve">+</m:t>
+                  </m:r>
+                  <m:r>
+                    <m:t xml:space="preserve">m</m:t>
+                  </m:r>
+                </m:e>
+              </m:d>
+            </m:num>
+            <m:den>
+              <m:sSup>
+                <m:e>
+                  <m:r>
+                    <m:t xml:space="preserve">p</m:t>
+                  </m:r>
+                </m:e>
+                <m:sup>
+                  <m:r>
+                    <m:t xml:space="preserve">2</m:t>
+                  </m:r>
+                </m:sup>
+              </m:sSup>
+              <m:r>
+                <m:t xml:space="preserve">−</m:t>
+              </m:r>
+              <m:sSup>
+                <m:e>
+                  <m:r>
+                    <m:t xml:space="preserve">m</m:t>
+                  </m:r>
+                </m:e>
+                <m:sup>
+                  <m:r>
+                    <m:t xml:space="preserve">2</m:t>
+                  </m:r>
+                </m:sup>
+              </m:sSup>
+              <m:r>
+                <m:t xml:space="preserve">+</m:t>
+              </m:r>
+              <m:r>
+                <m:t xml:space="preserve">iε</m:t>
+              </m:r>
+            </m:den>
+          </m:f>
+          <m:r>
+            <m:t xml:space="preserve"> </m:t>
+          </m:r>
+          <m:sSup>
+            <m:e>
+              <m:r>
+                <m:t xml:space="preserve">e</m:t>
+              </m:r>
+            </m:e>
+            <m:sup>
+              <m:r>
+                <m:t xml:space="preserve">−</m:t>
+              </m:r>
+              <m:r>
+                <m:t xml:space="preserve">ip</m:t>
+              </m:r>
+              <m:d>
+                <m:dPr/>
+                <m:e>
+                  <m:r>
+                    <m:t xml:space="preserve">x</m:t>
+                  </m:r>
+                  <m:r>
+                    <m:t xml:space="preserve">−</m:t>
+                  </m:r>
+                  <m:r>
+                    <m:t xml:space="preserve">y</m:t>
+                  </m:r>
+                </m:e>
+              </m:d>
+            </m:sup>
+          </m:sSup>
         </m:oMath>
       </m:oMathPara>
     </w:p>
@@ -727,9 +2474,90 @@
       </w:pPr>
       <m:oMathPara>
         <m:oMath>
+          <m:sSub>
+            <m:e>
+              <m:r>
+                <m:t xml:space="preserve">S</m:t>
+              </m:r>
+            </m:e>
+            <m:sub>
+              <m:r>
+                <m:t xml:space="preserve">F</m:t>
+              </m:r>
+            </m:sub>
+          </m:sSub>
+          <m:d>
+            <m:dPr/>
+            <m:e>
+              <m:r>
+                <m:t xml:space="preserve">p</m:t>
+              </m:r>
+            </m:e>
+          </m:d>
           <m:r>
-            <m:t xml:space="preserve">S_F(p) = i (p̸+m) / (p²−m²+iε)</m:t>
+            <m:t xml:space="preserve">=</m:t>
           </m:r>
+          <m:r>
+            <m:t xml:space="preserve">i</m:t>
+          </m:r>
+          <m:r>
+            <m:t xml:space="preserve"> </m:t>
+          </m:r>
+          <m:f>
+            <m:num>
+              <m:acc>
+                <m:accPr>
+                  <m:chr m:val="/"/>
+                </m:accPr>
+                <m:e>
+                  <m:r>
+                    <m:t xml:space="preserve">p</m:t>
+                  </m:r>
+                </m:e>
+              </m:acc>
+              <m:r>
+                <m:t xml:space="preserve">+</m:t>
+              </m:r>
+              <m:r>
+                <m:t xml:space="preserve">m</m:t>
+              </m:r>
+            </m:num>
+            <m:den>
+              <m:sSup>
+                <m:e>
+                  <m:r>
+                    <m:t xml:space="preserve">p</m:t>
+                  </m:r>
+                </m:e>
+                <m:sup>
+                  <m:r>
+                    <m:t xml:space="preserve">2</m:t>
+                  </m:r>
+                </m:sup>
+              </m:sSup>
+              <m:r>
+                <m:t xml:space="preserve">−</m:t>
+              </m:r>
+              <m:sSup>
+                <m:e>
+                  <m:r>
+                    <m:t xml:space="preserve">m</m:t>
+                  </m:r>
+                </m:e>
+                <m:sup>
+                  <m:r>
+                    <m:t xml:space="preserve">2</m:t>
+                  </m:r>
+                </m:sup>
+              </m:sSup>
+              <m:r>
+                <m:t xml:space="preserve">+</m:t>
+              </m:r>
+              <m:r>
+                <m:t xml:space="preserve">iε</m:t>
+              </m:r>
+            </m:den>
+          </m:f>
         </m:oMath>
       </m:oMathPara>
     </w:p>
